--- a/lr_number6/Отчёт по лабораторной работе №6.docx
+++ b/lr_number6/Отчёт по лабораторной работе №6.docx
@@ -404,13 +404,29 @@
           <w:i/>
           <w:sz w:val="24"/>
         </w:rPr>
-        <w:t xml:space="preserve">(подпись)                                            </w:t>
-      </w:r>
+        <w:t>(</w:t>
+      </w:r>
+      <w:proofErr w:type="gramStart"/>
       <w:r>
         <w:rPr>
           <w:i/>
           <w:sz w:val="24"/>
         </w:rPr>
+        <w:t xml:space="preserve">подпись)   </w:t>
+      </w:r>
+      <w:proofErr w:type="gramEnd"/>
+      <w:r>
+        <w:rPr>
+          <w:i/>
+          <w:sz w:val="24"/>
+        </w:rPr>
+        <w:t xml:space="preserve">                                         </w:t>
+      </w:r>
+      <w:r>
+        <w:rPr>
+          <w:i/>
+          <w:sz w:val="24"/>
+        </w:rPr>
         <w:t xml:space="preserve">    </w:t>
       </w:r>
       <w:r>
@@ -546,7 +562,23 @@
           <w:i/>
           <w:sz w:val="24"/>
         </w:rPr>
-        <w:t xml:space="preserve">(подпись)                                            </w:t>
+        <w:t>(</w:t>
+      </w:r>
+      <w:proofErr w:type="gramStart"/>
+      <w:r>
+        <w:rPr>
+          <w:i/>
+          <w:sz w:val="24"/>
+        </w:rPr>
+        <w:t xml:space="preserve">подпись)   </w:t>
+      </w:r>
+      <w:proofErr w:type="gramEnd"/>
+      <w:r>
+        <w:rPr>
+          <w:i/>
+          <w:sz w:val="24"/>
+        </w:rPr>
+        <w:t xml:space="preserve">                                         </w:t>
       </w:r>
       <w:r>
         <w:rPr>
@@ -645,12 +677,133 @@
     </w:p>
     <w:p>
       <w:pPr>
+        <w:pStyle w:val="a3"/>
+        <w:numPr>
+          <w:ilvl w:val="0"/>
+          <w:numId w:val="21"/>
+        </w:numPr>
         <w:spacing w:after="0" w:line="360" w:lineRule="auto"/>
         <w:ind w:left="0" w:firstLine="0"/>
-        <w:rPr>
-          <w:szCs w:val="28"/>
-        </w:rPr>
-      </w:pPr>
+        <w:contextualSpacing w:val="0"/>
+        <w:jc w:val="both"/>
+        <w:rPr>
+          <w:rFonts w:ascii="Times New Roman" w:hAnsi="Times New Roman" w:cs="Times New Roman"/>
+          <w:sz w:val="28"/>
+          <w:szCs w:val="28"/>
+        </w:rPr>
+      </w:pPr>
+      <w:r>
+        <w:rPr>
+          <w:rFonts w:ascii="Times New Roman" w:hAnsi="Times New Roman" w:cs="Times New Roman"/>
+          <w:sz w:val="28"/>
+          <w:szCs w:val="28"/>
+        </w:rPr>
+        <w:t>Изучить основные команды SQL для работы с базами данных.</w:t>
+      </w:r>
+    </w:p>
+    <w:p>
+      <w:pPr>
+        <w:pStyle w:val="a3"/>
+        <w:numPr>
+          <w:ilvl w:val="0"/>
+          <w:numId w:val="21"/>
+        </w:numPr>
+        <w:spacing w:after="0" w:line="360" w:lineRule="auto"/>
+        <w:ind w:left="0" w:firstLine="0"/>
+        <w:contextualSpacing w:val="0"/>
+        <w:jc w:val="both"/>
+        <w:rPr>
+          <w:rFonts w:ascii="Times New Roman" w:hAnsi="Times New Roman" w:cs="Times New Roman"/>
+          <w:sz w:val="28"/>
+          <w:szCs w:val="28"/>
+        </w:rPr>
+      </w:pPr>
+      <w:r>
+        <w:rPr>
+          <w:rFonts w:ascii="Times New Roman" w:hAnsi="Times New Roman" w:cs="Times New Roman"/>
+          <w:sz w:val="28"/>
+          <w:szCs w:val="28"/>
+        </w:rPr>
+        <w:t>Освоить написание простых SQL-запросов для выборки данных.</w:t>
+      </w:r>
+    </w:p>
+    <w:p>
+      <w:pPr>
+        <w:pStyle w:val="a3"/>
+        <w:numPr>
+          <w:ilvl w:val="0"/>
+          <w:numId w:val="21"/>
+        </w:numPr>
+        <w:spacing w:after="0" w:line="360" w:lineRule="auto"/>
+        <w:ind w:left="0" w:firstLine="0"/>
+        <w:contextualSpacing w:val="0"/>
+        <w:jc w:val="both"/>
+        <w:rPr>
+          <w:rFonts w:ascii="Times New Roman" w:hAnsi="Times New Roman" w:cs="Times New Roman"/>
+          <w:sz w:val="28"/>
+          <w:szCs w:val="28"/>
+        </w:rPr>
+      </w:pPr>
+      <w:r>
+        <w:rPr>
+          <w:rFonts w:ascii="Times New Roman" w:hAnsi="Times New Roman" w:cs="Times New Roman"/>
+          <w:sz w:val="28"/>
+          <w:szCs w:val="28"/>
+        </w:rPr>
+        <w:t>Научиться использовать оператор SELECT для извлечения данных.</w:t>
+      </w:r>
+    </w:p>
+    <w:p>
+      <w:pPr>
+        <w:pStyle w:val="a3"/>
+        <w:numPr>
+          <w:ilvl w:val="0"/>
+          <w:numId w:val="21"/>
+        </w:numPr>
+        <w:spacing w:after="0" w:line="360" w:lineRule="auto"/>
+        <w:ind w:left="0" w:firstLine="0"/>
+        <w:contextualSpacing w:val="0"/>
+        <w:jc w:val="both"/>
+        <w:rPr>
+          <w:rFonts w:ascii="Times New Roman" w:hAnsi="Times New Roman" w:cs="Times New Roman"/>
+          <w:sz w:val="28"/>
+          <w:szCs w:val="28"/>
+        </w:rPr>
+      </w:pPr>
+      <w:r>
+        <w:rPr>
+          <w:rFonts w:ascii="Times New Roman" w:hAnsi="Times New Roman" w:cs="Times New Roman"/>
+          <w:sz w:val="28"/>
+          <w:szCs w:val="28"/>
+        </w:rPr>
+        <w:t>Освоить фильтрацию данных с помощью WHERE.</w:t>
+      </w:r>
+    </w:p>
+    <w:p>
+      <w:pPr>
+        <w:pStyle w:val="a3"/>
+        <w:numPr>
+          <w:ilvl w:val="0"/>
+          <w:numId w:val="21"/>
+        </w:numPr>
+        <w:spacing w:after="0" w:line="360" w:lineRule="auto"/>
+        <w:ind w:left="0" w:firstLine="0"/>
+        <w:contextualSpacing w:val="0"/>
+        <w:jc w:val="both"/>
+        <w:rPr>
+          <w:rFonts w:ascii="Times New Roman" w:hAnsi="Times New Roman" w:cs="Times New Roman"/>
+          <w:sz w:val="28"/>
+          <w:szCs w:val="28"/>
+        </w:rPr>
+      </w:pPr>
+      <w:r>
+        <w:rPr>
+          <w:rFonts w:ascii="Times New Roman" w:hAnsi="Times New Roman" w:cs="Times New Roman"/>
+          <w:sz w:val="28"/>
+          <w:szCs w:val="28"/>
+        </w:rPr>
+        <w:t>Научиться сортировать и группировать данные.</w:t>
+      </w:r>
     </w:p>
     <w:p>
       <w:pPr>
@@ -673,8 +826,8 @@
     </w:p>
     <w:p>
       <w:pPr>
-        <w:spacing w:before="100" w:beforeAutospacing="1" w:after="100" w:afterAutospacing="1" w:line="360" w:lineRule="auto"/>
-        <w:ind w:left="0" w:firstLine="709"/>
+        <w:spacing w:after="0" w:line="360" w:lineRule="auto"/>
+        <w:ind w:left="0" w:firstLine="0"/>
         <w:rPr>
           <w:rFonts w:cstheme="minorHAnsi"/>
           <w:szCs w:val="28"/>
@@ -685,7 +838,41 @@
           <w:rFonts w:cstheme="minorHAnsi"/>
           <w:szCs w:val="28"/>
         </w:rPr>
-        <w:t xml:space="preserve">Выбранный вариант задания - </w:t>
+        <w:drawing>
+          <wp:inline distT="0" distB="0" distL="0" distR="0" wp14:anchorId="07CCF82A" wp14:editId="44F12C18">
+            <wp:extent cx="5940425" cy="2402840"/>
+            <wp:effectExtent l="0" t="0" r="3175" b="0"/>
+            <wp:docPr id="1" name="Рисунок 1"/>
+            <wp:cNvGraphicFramePr>
+              <a:graphicFrameLocks xmlns:a="http://schemas.openxmlformats.org/drawingml/2006/main" noChangeAspect="1"/>
+            </wp:cNvGraphicFramePr>
+            <a:graphic xmlns:a="http://schemas.openxmlformats.org/drawingml/2006/main">
+              <a:graphicData uri="http://schemas.openxmlformats.org/drawingml/2006/picture">
+                <pic:pic xmlns:pic="http://schemas.openxmlformats.org/drawingml/2006/picture">
+                  <pic:nvPicPr>
+                    <pic:cNvPr id="1" name=""/>
+                    <pic:cNvPicPr/>
+                  </pic:nvPicPr>
+                  <pic:blipFill>
+                    <a:blip r:embed="rId6"/>
+                    <a:stretch>
+                      <a:fillRect/>
+                    </a:stretch>
+                  </pic:blipFill>
+                  <pic:spPr>
+                    <a:xfrm>
+                      <a:off x="0" y="0"/>
+                      <a:ext cx="5940425" cy="2402840"/>
+                    </a:xfrm>
+                    <a:prstGeom prst="rect">
+                      <a:avLst/>
+                    </a:prstGeom>
+                  </pic:spPr>
+                </pic:pic>
+              </a:graphicData>
+            </a:graphic>
+          </wp:inline>
+        </w:drawing>
       </w:r>
     </w:p>
     <w:p>
@@ -698,6 +885,27 @@
           <w:szCs w:val="28"/>
         </w:rPr>
       </w:pPr>
+      <w:r>
+        <w:rPr>
+          <w:rFonts w:cstheme="minorHAnsi"/>
+          <w:szCs w:val="28"/>
+        </w:rPr>
+        <w:t>Рис. 1 «</w:t>
+      </w:r>
+      <w:r>
+        <w:rPr>
+          <w:rFonts w:cstheme="minorHAnsi"/>
+          <w:szCs w:val="28"/>
+        </w:rPr>
+        <w:t>Создание структуры базы данных</w:t>
+      </w:r>
+      <w:r>
+        <w:rPr>
+          <w:rFonts w:cstheme="minorHAnsi"/>
+          <w:szCs w:val="28"/>
+        </w:rPr>
+        <w:t>»</w:t>
+      </w:r>
     </w:p>
     <w:p>
       <w:pPr>
@@ -705,6 +913,191 @@
         <w:ind w:left="0" w:firstLine="0"/>
         <w:jc w:val="center"/>
         <w:rPr>
+          <w:rFonts w:cstheme="minorHAnsi"/>
+          <w:szCs w:val="28"/>
+        </w:rPr>
+      </w:pPr>
+      <w:r>
+        <w:rPr>
+          <w:rFonts w:cstheme="minorHAnsi"/>
+          <w:szCs w:val="28"/>
+        </w:rPr>
+        <w:drawing>
+          <wp:inline distT="0" distB="0" distL="0" distR="0" wp14:anchorId="0A177937" wp14:editId="669D6312">
+            <wp:extent cx="5940425" cy="3963035"/>
+            <wp:effectExtent l="0" t="0" r="3175" b="0"/>
+            <wp:docPr id="3" name="Рисунок 3"/>
+            <wp:cNvGraphicFramePr>
+              <a:graphicFrameLocks xmlns:a="http://schemas.openxmlformats.org/drawingml/2006/main" noChangeAspect="1"/>
+            </wp:cNvGraphicFramePr>
+            <a:graphic xmlns:a="http://schemas.openxmlformats.org/drawingml/2006/main">
+              <a:graphicData uri="http://schemas.openxmlformats.org/drawingml/2006/picture">
+                <pic:pic xmlns:pic="http://schemas.openxmlformats.org/drawingml/2006/picture">
+                  <pic:nvPicPr>
+                    <pic:cNvPr id="1" name=""/>
+                    <pic:cNvPicPr/>
+                  </pic:nvPicPr>
+                  <pic:blipFill>
+                    <a:blip r:embed="rId7"/>
+                    <a:stretch>
+                      <a:fillRect/>
+                    </a:stretch>
+                  </pic:blipFill>
+                  <pic:spPr>
+                    <a:xfrm>
+                      <a:off x="0" y="0"/>
+                      <a:ext cx="5940425" cy="3963035"/>
+                    </a:xfrm>
+                    <a:prstGeom prst="rect">
+                      <a:avLst/>
+                    </a:prstGeom>
+                  </pic:spPr>
+                </pic:pic>
+              </a:graphicData>
+            </a:graphic>
+          </wp:inline>
+        </w:drawing>
+      </w:r>
+    </w:p>
+    <w:p>
+      <w:pPr>
+        <w:spacing w:after="0" w:line="360" w:lineRule="auto"/>
+        <w:ind w:left="0" w:firstLine="0"/>
+        <w:jc w:val="center"/>
+        <w:rPr>
+          <w:rFonts w:cstheme="minorHAnsi"/>
+          <w:szCs w:val="28"/>
+        </w:rPr>
+      </w:pPr>
+      <w:r>
+        <w:rPr>
+          <w:rFonts w:cstheme="minorHAnsi"/>
+          <w:szCs w:val="28"/>
+        </w:rPr>
+        <w:t>Рис. 2 «Заполнение таблиц данными»</w:t>
+      </w:r>
+      <w:r>
+        <w:rPr>
+          <w:rFonts w:cstheme="minorHAnsi"/>
+          <w:szCs w:val="28"/>
+        </w:rPr>
+        <w:br w:type="page"/>
+      </w:r>
+    </w:p>
+    <w:p>
+      <w:pPr>
+        <w:spacing w:after="0" w:line="360" w:lineRule="auto"/>
+        <w:ind w:left="0" w:firstLine="0"/>
+        <w:jc w:val="center"/>
+        <w:rPr>
+          <w:rFonts w:cstheme="minorHAnsi"/>
+          <w:szCs w:val="28"/>
+          <w:lang w:val="en-US"/>
+        </w:rPr>
+      </w:pPr>
+      <w:r>
+        <w:rPr>
+          <w:rFonts w:cstheme="minorHAnsi"/>
+          <w:szCs w:val="28"/>
+          <w:lang w:val="en-US"/>
+        </w:rPr>
+        <w:lastRenderedPageBreak/>
+        <w:drawing>
+          <wp:inline distT="0" distB="0" distL="0" distR="0" wp14:anchorId="757DBD4D" wp14:editId="6A45454E">
+            <wp:extent cx="5940425" cy="3222625"/>
+            <wp:effectExtent l="0" t="0" r="3175" b="0"/>
+            <wp:docPr id="4" name="Рисунок 4"/>
+            <wp:cNvGraphicFramePr>
+              <a:graphicFrameLocks xmlns:a="http://schemas.openxmlformats.org/drawingml/2006/main" noChangeAspect="1"/>
+            </wp:cNvGraphicFramePr>
+            <a:graphic xmlns:a="http://schemas.openxmlformats.org/drawingml/2006/main">
+              <a:graphicData uri="http://schemas.openxmlformats.org/drawingml/2006/picture">
+                <pic:pic xmlns:pic="http://schemas.openxmlformats.org/drawingml/2006/picture">
+                  <pic:nvPicPr>
+                    <pic:cNvPr id="1" name=""/>
+                    <pic:cNvPicPr/>
+                  </pic:nvPicPr>
+                  <pic:blipFill>
+                    <a:blip r:embed="rId8"/>
+                    <a:stretch>
+                      <a:fillRect/>
+                    </a:stretch>
+                  </pic:blipFill>
+                  <pic:spPr>
+                    <a:xfrm>
+                      <a:off x="0" y="0"/>
+                      <a:ext cx="5940425" cy="3222625"/>
+                    </a:xfrm>
+                    <a:prstGeom prst="rect">
+                      <a:avLst/>
+                    </a:prstGeom>
+                  </pic:spPr>
+                </pic:pic>
+              </a:graphicData>
+            </a:graphic>
+          </wp:inline>
+        </w:drawing>
+      </w:r>
+    </w:p>
+    <w:p>
+      <w:pPr>
+        <w:spacing w:after="0" w:line="360" w:lineRule="auto"/>
+        <w:ind w:left="0" w:firstLine="0"/>
+        <w:jc w:val="center"/>
+        <w:rPr>
+          <w:rFonts w:cstheme="minorHAnsi"/>
+          <w:szCs w:val="28"/>
+        </w:rPr>
+      </w:pPr>
+      <w:r>
+        <w:rPr>
+          <w:rFonts w:cstheme="minorHAnsi"/>
+          <w:szCs w:val="28"/>
+        </w:rPr>
+        <w:t>Рис. 3 «Результаты запросов выборок»</w:t>
+      </w:r>
+    </w:p>
+    <w:p>
+      <w:pPr>
+        <w:spacing w:after="0" w:line="360" w:lineRule="auto"/>
+        <w:ind w:left="0" w:firstLine="0"/>
+        <w:jc w:val="center"/>
+        <w:rPr>
+          <w:rFonts w:cstheme="minorHAnsi"/>
+          <w:szCs w:val="28"/>
+        </w:rPr>
+      </w:pPr>
+    </w:p>
+    <w:p>
+      <w:pPr>
+        <w:spacing w:after="0" w:line="360" w:lineRule="auto"/>
+        <w:ind w:left="0" w:firstLine="0"/>
+        <w:jc w:val="center"/>
+        <w:rPr>
+          <w:szCs w:val="28"/>
+        </w:rPr>
+      </w:pPr>
+      <w:r>
+        <w:rPr>
+          <w:szCs w:val="28"/>
+        </w:rPr>
+        <w:t>КОНТРОЛЬНЫЕ ВОПРОСЫ</w:t>
+      </w:r>
+    </w:p>
+    <w:p>
+      <w:pPr>
+        <w:numPr>
+          <w:ilvl w:val="0"/>
+          <w:numId w:val="20"/>
+        </w:numPr>
+        <w:tabs>
+          <w:tab w:val="clear" w:pos="720"/>
+          <w:tab w:val="num" w:pos="426"/>
+        </w:tabs>
+        <w:spacing w:after="0" w:line="360" w:lineRule="auto"/>
+        <w:ind w:left="709" w:hanging="720"/>
+        <w:rPr>
+          <w:rFonts w:cstheme="minorHAnsi"/>
           <w:color w:val="auto"/>
           <w:kern w:val="0"/>
           <w:szCs w:val="28"/>
@@ -713,9 +1106,306 @@
       </w:pPr>
       <w:r>
         <w:rPr>
-          <w:szCs w:val="28"/>
-        </w:rPr>
-        <w:t>КОНТРОЛЬНЫЕ ВОПРОСЫ</w:t>
+          <w:rFonts w:cstheme="minorHAnsi"/>
+          <w:szCs w:val="28"/>
+        </w:rPr>
+        <w:t>Какой оператор SQL используется для извлечения данных из таблицы?</w:t>
+      </w:r>
+    </w:p>
+    <w:p>
+      <w:pPr>
+        <w:tabs>
+          <w:tab w:val="num" w:pos="426"/>
+        </w:tabs>
+        <w:spacing w:after="0" w:line="360" w:lineRule="auto"/>
+        <w:ind w:left="709" w:hanging="283"/>
+        <w:rPr>
+          <w:rFonts w:cstheme="minorHAnsi"/>
+          <w:color w:val="auto"/>
+          <w:kern w:val="0"/>
+          <w:szCs w:val="28"/>
+          <w14:ligatures w14:val="none"/>
+        </w:rPr>
+      </w:pPr>
+      <w:r>
+        <w:rPr>
+          <w:rFonts w:cstheme="minorHAnsi"/>
+          <w:color w:val="auto"/>
+          <w:kern w:val="0"/>
+          <w:szCs w:val="28"/>
+          <w14:ligatures w14:val="none"/>
+        </w:rPr>
+        <w:t xml:space="preserve">Оператор </w:t>
+      </w:r>
+      <w:r>
+        <w:rPr>
+          <w:rFonts w:cstheme="minorHAnsi"/>
+          <w:color w:val="auto"/>
+          <w:kern w:val="0"/>
+          <w:szCs w:val="28"/>
+          <w:lang w:val="en-US"/>
+          <w14:ligatures w14:val="none"/>
+        </w:rPr>
+        <w:t>SELECT</w:t>
+      </w:r>
+      <w:r>
+        <w:rPr>
+          <w:rFonts w:cstheme="minorHAnsi"/>
+          <w:color w:val="auto"/>
+          <w:kern w:val="0"/>
+          <w:szCs w:val="28"/>
+          <w14:ligatures w14:val="none"/>
+        </w:rPr>
+        <w:t xml:space="preserve"> </w:t>
+      </w:r>
+      <w:r>
+        <w:rPr>
+          <w:rFonts w:cstheme="minorHAnsi"/>
+          <w:color w:val="auto"/>
+          <w:kern w:val="0"/>
+          <w:szCs w:val="28"/>
+          <w14:ligatures w14:val="none"/>
+        </w:rPr>
+        <w:t>позволяет извлекать данные из нужной таблицы.</w:t>
+      </w:r>
+    </w:p>
+    <w:p>
+      <w:pPr>
+        <w:numPr>
+          <w:ilvl w:val="0"/>
+          <w:numId w:val="20"/>
+        </w:numPr>
+        <w:tabs>
+          <w:tab w:val="clear" w:pos="720"/>
+          <w:tab w:val="num" w:pos="426"/>
+        </w:tabs>
+        <w:spacing w:after="0" w:line="360" w:lineRule="auto"/>
+        <w:ind w:left="709" w:hanging="720"/>
+        <w:rPr>
+          <w:rFonts w:cstheme="minorHAnsi"/>
+          <w:szCs w:val="28"/>
+        </w:rPr>
+      </w:pPr>
+      <w:r>
+        <w:rPr>
+          <w:rFonts w:cstheme="minorHAnsi"/>
+          <w:szCs w:val="28"/>
+        </w:rPr>
+        <w:t>Как фильтровать строки в запросе с помощью SQL?</w:t>
+      </w:r>
+    </w:p>
+    <w:p>
+      <w:pPr>
+        <w:pStyle w:val="a3"/>
+        <w:tabs>
+          <w:tab w:val="num" w:pos="426"/>
+        </w:tabs>
+        <w:ind w:left="709" w:hanging="283"/>
+        <w:jc w:val="both"/>
+        <w:rPr>
+          <w:rFonts w:ascii="Times New Roman" w:hAnsi="Times New Roman" w:cs="Times New Roman"/>
+          <w:sz w:val="28"/>
+          <w:szCs w:val="28"/>
+        </w:rPr>
+      </w:pPr>
+      <w:r>
+        <w:rPr>
+          <w:rFonts w:ascii="Times New Roman" w:hAnsi="Times New Roman" w:cs="Times New Roman"/>
+          <w:sz w:val="28"/>
+          <w:szCs w:val="28"/>
+        </w:rPr>
+        <w:t xml:space="preserve">Для фильтрации есть оператор </w:t>
+      </w:r>
+      <w:r>
+        <w:rPr>
+          <w:rFonts w:ascii="Times New Roman" w:hAnsi="Times New Roman" w:cs="Times New Roman"/>
+          <w:sz w:val="28"/>
+          <w:szCs w:val="28"/>
+          <w:lang w:val="en-US"/>
+        </w:rPr>
+        <w:t>WHER</w:t>
+      </w:r>
+      <w:r>
+        <w:rPr>
+          <w:rFonts w:ascii="Times New Roman" w:hAnsi="Times New Roman" w:cs="Times New Roman"/>
+          <w:sz w:val="28"/>
+          <w:szCs w:val="28"/>
+          <w:lang w:val="en-US"/>
+        </w:rPr>
+        <w:t>E</w:t>
+      </w:r>
+    </w:p>
+    <w:p>
+      <w:pPr>
+        <w:numPr>
+          <w:ilvl w:val="0"/>
+          <w:numId w:val="20"/>
+        </w:numPr>
+        <w:tabs>
+          <w:tab w:val="clear" w:pos="720"/>
+          <w:tab w:val="num" w:pos="426"/>
+        </w:tabs>
+        <w:spacing w:after="0" w:line="360" w:lineRule="auto"/>
+        <w:ind w:left="709" w:hanging="720"/>
+        <w:rPr>
+          <w:rFonts w:cstheme="minorHAnsi"/>
+          <w:szCs w:val="28"/>
+        </w:rPr>
+      </w:pPr>
+      <w:r>
+        <w:rPr>
+          <w:rFonts w:cstheme="minorHAnsi"/>
+          <w:szCs w:val="28"/>
+        </w:rPr>
+        <w:t>Как отсортировать данные в порядке возрастания и убывания?</w:t>
+      </w:r>
+    </w:p>
+    <w:p>
+      <w:pPr>
+        <w:tabs>
+          <w:tab w:val="num" w:pos="426"/>
+        </w:tabs>
+        <w:spacing w:after="0" w:line="360" w:lineRule="auto"/>
+        <w:ind w:left="426" w:firstLine="0"/>
+        <w:rPr>
+          <w:rFonts w:cstheme="minorHAnsi"/>
+          <w:szCs w:val="28"/>
+          <w:lang w:val="en-US"/>
+        </w:rPr>
+      </w:pPr>
+      <w:r>
+        <w:rPr>
+          <w:rFonts w:cstheme="minorHAnsi"/>
+          <w:szCs w:val="28"/>
+        </w:rPr>
+        <w:t xml:space="preserve">С помощью оператора </w:t>
+      </w:r>
+      <w:r>
+        <w:rPr>
+          <w:rFonts w:cstheme="minorHAnsi"/>
+          <w:szCs w:val="28"/>
+          <w:lang w:val="en-US"/>
+        </w:rPr>
+        <w:t>ORDER</w:t>
+      </w:r>
+      <w:r>
+        <w:rPr>
+          <w:rFonts w:cstheme="minorHAnsi"/>
+          <w:szCs w:val="28"/>
+        </w:rPr>
+        <w:t xml:space="preserve"> </w:t>
+      </w:r>
+      <w:r>
+        <w:rPr>
+          <w:rFonts w:cstheme="minorHAnsi"/>
+          <w:szCs w:val="28"/>
+          <w:lang w:val="en-US"/>
+        </w:rPr>
+        <w:t>BY</w:t>
+      </w:r>
+      <w:r>
+        <w:rPr>
+          <w:rFonts w:cstheme="minorHAnsi"/>
+          <w:szCs w:val="28"/>
+        </w:rPr>
+        <w:t xml:space="preserve"> можно отсортировать их по возрастанию (</w:t>
+      </w:r>
+      <w:r>
+        <w:rPr>
+          <w:rFonts w:cstheme="minorHAnsi"/>
+          <w:szCs w:val="28"/>
+          <w:lang w:val="en-US"/>
+        </w:rPr>
+        <w:t>ASC)</w:t>
+      </w:r>
+      <w:r>
+        <w:rPr>
+          <w:rFonts w:cstheme="minorHAnsi"/>
+          <w:szCs w:val="28"/>
+        </w:rPr>
+        <w:t xml:space="preserve"> и по убыванию (</w:t>
+      </w:r>
+      <w:r>
+        <w:rPr>
+          <w:rFonts w:cstheme="minorHAnsi"/>
+          <w:szCs w:val="28"/>
+          <w:lang w:val="en-US"/>
+        </w:rPr>
+        <w:t>DESC)</w:t>
+      </w:r>
+    </w:p>
+    <w:p>
+      <w:pPr>
+        <w:numPr>
+          <w:ilvl w:val="0"/>
+          <w:numId w:val="20"/>
+        </w:numPr>
+        <w:tabs>
+          <w:tab w:val="clear" w:pos="720"/>
+          <w:tab w:val="num" w:pos="426"/>
+        </w:tabs>
+        <w:spacing w:after="0" w:line="360" w:lineRule="auto"/>
+        <w:ind w:left="709" w:hanging="720"/>
+        <w:rPr>
+          <w:rFonts w:cstheme="minorHAnsi"/>
+          <w:szCs w:val="28"/>
+        </w:rPr>
+      </w:pPr>
+      <w:r>
+        <w:rPr>
+          <w:rFonts w:cstheme="minorHAnsi"/>
+          <w:szCs w:val="28"/>
+        </w:rPr>
+        <w:t>Как сгруппировать данные в SQL и зачем это нужно?</w:t>
+      </w:r>
+    </w:p>
+    <w:p>
+      <w:pPr>
+        <w:spacing w:after="0" w:line="360" w:lineRule="auto"/>
+        <w:ind w:left="426" w:firstLine="0"/>
+        <w:rPr>
+          <w:color w:val="auto"/>
+          <w:kern w:val="0"/>
+          <w:szCs w:val="28"/>
+          <w14:ligatures w14:val="none"/>
+        </w:rPr>
+      </w:pPr>
+      <w:r>
+        <w:rPr>
+          <w:rFonts w:cstheme="minorHAnsi"/>
+          <w:szCs w:val="28"/>
+        </w:rPr>
+        <w:t xml:space="preserve">Группировать данные позволяет оператора </w:t>
+      </w:r>
+      <w:r>
+        <w:rPr>
+          <w:rFonts w:cstheme="minorHAnsi"/>
+          <w:szCs w:val="28"/>
+          <w:lang w:val="en-US"/>
+        </w:rPr>
+        <w:t>GROUP</w:t>
+      </w:r>
+      <w:r>
+        <w:rPr>
+          <w:rFonts w:cstheme="minorHAnsi"/>
+          <w:szCs w:val="28"/>
+        </w:rPr>
+        <w:t xml:space="preserve"> </w:t>
+      </w:r>
+      <w:r>
+        <w:rPr>
+          <w:rFonts w:cstheme="minorHAnsi"/>
+          <w:szCs w:val="28"/>
+          <w:lang w:val="en-US"/>
+        </w:rPr>
+        <w:t>BY</w:t>
+      </w:r>
+      <w:r>
+        <w:rPr>
+          <w:rFonts w:cstheme="minorHAnsi"/>
+          <w:szCs w:val="28"/>
+        </w:rPr>
+        <w:t>. Это нужно для объединения дубликатов, соответственно, правильного отображения агрегированных данных</w:t>
       </w:r>
     </w:p>
     <w:sectPr>
@@ -1256,6 +1946,155 @@
     </w:lvl>
   </w:abstractNum>
   <w:abstractNum w:abstractNumId="5" w15:restartNumberingAfterBreak="0">
+    <w:nsid w:val="2B6A3989"/>
+    <w:multiLevelType w:val="multilevel"/>
+    <w:tmpl w:val="5AE683C6"/>
+    <w:lvl w:ilvl="0">
+      <w:start w:val="1"/>
+      <w:numFmt w:val="decimal"/>
+      <w:lvlText w:val="%1."/>
+      <w:lvlJc w:val="left"/>
+      <w:pPr>
+        <w:tabs>
+          <w:tab w:val="num" w:pos="720"/>
+        </w:tabs>
+        <w:ind w:left="720" w:hanging="360"/>
+      </w:pPr>
+      <w:rPr>
+        <w:rFonts w:hint="default"/>
+        <w:sz w:val="20"/>
+      </w:rPr>
+    </w:lvl>
+    <w:lvl w:ilvl="1">
+      <w:start w:val="1"/>
+      <w:numFmt w:val="bullet"/>
+      <w:lvlText w:val="o"/>
+      <w:lvlJc w:val="left"/>
+      <w:pPr>
+        <w:tabs>
+          <w:tab w:val="num" w:pos="1440"/>
+        </w:tabs>
+        <w:ind w:left="1440" w:hanging="360"/>
+      </w:pPr>
+      <w:rPr>
+        <w:rFonts w:ascii="Courier New" w:hAnsi="Courier New" w:cs="Times New Roman" w:hint="default"/>
+        <w:sz w:val="20"/>
+      </w:rPr>
+    </w:lvl>
+    <w:lvl w:ilvl="2">
+      <w:start w:val="1"/>
+      <w:numFmt w:val="bullet"/>
+      <w:lvlText w:val=""/>
+      <w:lvlJc w:val="left"/>
+      <w:pPr>
+        <w:tabs>
+          <w:tab w:val="num" w:pos="2160"/>
+        </w:tabs>
+        <w:ind w:left="2160" w:hanging="360"/>
+      </w:pPr>
+      <w:rPr>
+        <w:rFonts w:ascii="Wingdings" w:hAnsi="Wingdings" w:hint="default"/>
+        <w:sz w:val="20"/>
+      </w:rPr>
+    </w:lvl>
+    <w:lvl w:ilvl="3">
+      <w:start w:val="1"/>
+      <w:numFmt w:val="bullet"/>
+      <w:lvlText w:val=""/>
+      <w:lvlJc w:val="left"/>
+      <w:pPr>
+        <w:tabs>
+          <w:tab w:val="num" w:pos="2880"/>
+        </w:tabs>
+        <w:ind w:left="2880" w:hanging="360"/>
+      </w:pPr>
+      <w:rPr>
+        <w:rFonts w:ascii="Wingdings" w:hAnsi="Wingdings" w:hint="default"/>
+        <w:sz w:val="20"/>
+      </w:rPr>
+    </w:lvl>
+    <w:lvl w:ilvl="4">
+      <w:start w:val="1"/>
+      <w:numFmt w:val="bullet"/>
+      <w:lvlText w:val=""/>
+      <w:lvlJc w:val="left"/>
+      <w:pPr>
+        <w:tabs>
+          <w:tab w:val="num" w:pos="3600"/>
+        </w:tabs>
+        <w:ind w:left="3600" w:hanging="360"/>
+      </w:pPr>
+      <w:rPr>
+        <w:rFonts w:ascii="Wingdings" w:hAnsi="Wingdings" w:hint="default"/>
+        <w:sz w:val="20"/>
+      </w:rPr>
+    </w:lvl>
+    <w:lvl w:ilvl="5">
+      <w:start w:val="1"/>
+      <w:numFmt w:val="bullet"/>
+      <w:lvlText w:val=""/>
+      <w:lvlJc w:val="left"/>
+      <w:pPr>
+        <w:tabs>
+          <w:tab w:val="num" w:pos="4320"/>
+        </w:tabs>
+        <w:ind w:left="4320" w:hanging="360"/>
+      </w:pPr>
+      <w:rPr>
+        <w:rFonts w:ascii="Wingdings" w:hAnsi="Wingdings" w:hint="default"/>
+        <w:sz w:val="20"/>
+      </w:rPr>
+    </w:lvl>
+    <w:lvl w:ilvl="6">
+      <w:start w:val="1"/>
+      <w:numFmt w:val="bullet"/>
+      <w:lvlText w:val=""/>
+      <w:lvlJc w:val="left"/>
+      <w:pPr>
+        <w:tabs>
+          <w:tab w:val="num" w:pos="5040"/>
+        </w:tabs>
+        <w:ind w:left="5040" w:hanging="360"/>
+      </w:pPr>
+      <w:rPr>
+        <w:rFonts w:ascii="Wingdings" w:hAnsi="Wingdings" w:hint="default"/>
+        <w:sz w:val="20"/>
+      </w:rPr>
+    </w:lvl>
+    <w:lvl w:ilvl="7">
+      <w:start w:val="1"/>
+      <w:numFmt w:val="bullet"/>
+      <w:lvlText w:val=""/>
+      <w:lvlJc w:val="left"/>
+      <w:pPr>
+        <w:tabs>
+          <w:tab w:val="num" w:pos="5760"/>
+        </w:tabs>
+        <w:ind w:left="5760" w:hanging="360"/>
+      </w:pPr>
+      <w:rPr>
+        <w:rFonts w:ascii="Wingdings" w:hAnsi="Wingdings" w:hint="default"/>
+        <w:sz w:val="20"/>
+      </w:rPr>
+    </w:lvl>
+    <w:lvl w:ilvl="8">
+      <w:start w:val="1"/>
+      <w:numFmt w:val="bullet"/>
+      <w:lvlText w:val=""/>
+      <w:lvlJc w:val="left"/>
+      <w:pPr>
+        <w:tabs>
+          <w:tab w:val="num" w:pos="6480"/>
+        </w:tabs>
+        <w:ind w:left="6480" w:hanging="360"/>
+      </w:pPr>
+      <w:rPr>
+        <w:rFonts w:ascii="Wingdings" w:hAnsi="Wingdings" w:hint="default"/>
+        <w:sz w:val="20"/>
+      </w:rPr>
+    </w:lvl>
+  </w:abstractNum>
+  <w:abstractNum w:abstractNumId="6" w15:restartNumberingAfterBreak="0">
     <w:nsid w:val="2F0219EF"/>
     <w:multiLevelType w:val="hybridMultilevel"/>
     <w:tmpl w:val="BE8A6AC2"/>
@@ -1345,7 +2184,156 @@
       </w:pPr>
     </w:lvl>
   </w:abstractNum>
-  <w:abstractNum w:abstractNumId="6" w15:restartNumberingAfterBreak="0">
+  <w:abstractNum w:abstractNumId="7" w15:restartNumberingAfterBreak="0">
+    <w:nsid w:val="303E07D2"/>
+    <w:multiLevelType w:val="multilevel"/>
+    <w:tmpl w:val="5AE683C6"/>
+    <w:lvl w:ilvl="0">
+      <w:start w:val="1"/>
+      <w:numFmt w:val="decimal"/>
+      <w:lvlText w:val="%1."/>
+      <w:lvlJc w:val="left"/>
+      <w:pPr>
+        <w:tabs>
+          <w:tab w:val="num" w:pos="720"/>
+        </w:tabs>
+        <w:ind w:left="720" w:hanging="360"/>
+      </w:pPr>
+      <w:rPr>
+        <w:rFonts w:hint="default"/>
+        <w:sz w:val="20"/>
+      </w:rPr>
+    </w:lvl>
+    <w:lvl w:ilvl="1">
+      <w:start w:val="1"/>
+      <w:numFmt w:val="bullet"/>
+      <w:lvlText w:val="o"/>
+      <w:lvlJc w:val="left"/>
+      <w:pPr>
+        <w:tabs>
+          <w:tab w:val="num" w:pos="1440"/>
+        </w:tabs>
+        <w:ind w:left="1440" w:hanging="360"/>
+      </w:pPr>
+      <w:rPr>
+        <w:rFonts w:ascii="Courier New" w:hAnsi="Courier New" w:cs="Times New Roman" w:hint="default"/>
+        <w:sz w:val="20"/>
+      </w:rPr>
+    </w:lvl>
+    <w:lvl w:ilvl="2">
+      <w:start w:val="1"/>
+      <w:numFmt w:val="bullet"/>
+      <w:lvlText w:val=""/>
+      <w:lvlJc w:val="left"/>
+      <w:pPr>
+        <w:tabs>
+          <w:tab w:val="num" w:pos="2160"/>
+        </w:tabs>
+        <w:ind w:left="2160" w:hanging="360"/>
+      </w:pPr>
+      <w:rPr>
+        <w:rFonts w:ascii="Wingdings" w:hAnsi="Wingdings" w:hint="default"/>
+        <w:sz w:val="20"/>
+      </w:rPr>
+    </w:lvl>
+    <w:lvl w:ilvl="3">
+      <w:start w:val="1"/>
+      <w:numFmt w:val="bullet"/>
+      <w:lvlText w:val=""/>
+      <w:lvlJc w:val="left"/>
+      <w:pPr>
+        <w:tabs>
+          <w:tab w:val="num" w:pos="2880"/>
+        </w:tabs>
+        <w:ind w:left="2880" w:hanging="360"/>
+      </w:pPr>
+      <w:rPr>
+        <w:rFonts w:ascii="Wingdings" w:hAnsi="Wingdings" w:hint="default"/>
+        <w:sz w:val="20"/>
+      </w:rPr>
+    </w:lvl>
+    <w:lvl w:ilvl="4">
+      <w:start w:val="1"/>
+      <w:numFmt w:val="bullet"/>
+      <w:lvlText w:val=""/>
+      <w:lvlJc w:val="left"/>
+      <w:pPr>
+        <w:tabs>
+          <w:tab w:val="num" w:pos="3600"/>
+        </w:tabs>
+        <w:ind w:left="3600" w:hanging="360"/>
+      </w:pPr>
+      <w:rPr>
+        <w:rFonts w:ascii="Wingdings" w:hAnsi="Wingdings" w:hint="default"/>
+        <w:sz w:val="20"/>
+      </w:rPr>
+    </w:lvl>
+    <w:lvl w:ilvl="5">
+      <w:start w:val="1"/>
+      <w:numFmt w:val="bullet"/>
+      <w:lvlText w:val=""/>
+      <w:lvlJc w:val="left"/>
+      <w:pPr>
+        <w:tabs>
+          <w:tab w:val="num" w:pos="4320"/>
+        </w:tabs>
+        <w:ind w:left="4320" w:hanging="360"/>
+      </w:pPr>
+      <w:rPr>
+        <w:rFonts w:ascii="Wingdings" w:hAnsi="Wingdings" w:hint="default"/>
+        <w:sz w:val="20"/>
+      </w:rPr>
+    </w:lvl>
+    <w:lvl w:ilvl="6">
+      <w:start w:val="1"/>
+      <w:numFmt w:val="bullet"/>
+      <w:lvlText w:val=""/>
+      <w:lvlJc w:val="left"/>
+      <w:pPr>
+        <w:tabs>
+          <w:tab w:val="num" w:pos="5040"/>
+        </w:tabs>
+        <w:ind w:left="5040" w:hanging="360"/>
+      </w:pPr>
+      <w:rPr>
+        <w:rFonts w:ascii="Wingdings" w:hAnsi="Wingdings" w:hint="default"/>
+        <w:sz w:val="20"/>
+      </w:rPr>
+    </w:lvl>
+    <w:lvl w:ilvl="7">
+      <w:start w:val="1"/>
+      <w:numFmt w:val="bullet"/>
+      <w:lvlText w:val=""/>
+      <w:lvlJc w:val="left"/>
+      <w:pPr>
+        <w:tabs>
+          <w:tab w:val="num" w:pos="5760"/>
+        </w:tabs>
+        <w:ind w:left="5760" w:hanging="360"/>
+      </w:pPr>
+      <w:rPr>
+        <w:rFonts w:ascii="Wingdings" w:hAnsi="Wingdings" w:hint="default"/>
+        <w:sz w:val="20"/>
+      </w:rPr>
+    </w:lvl>
+    <w:lvl w:ilvl="8">
+      <w:start w:val="1"/>
+      <w:numFmt w:val="bullet"/>
+      <w:lvlText w:val=""/>
+      <w:lvlJc w:val="left"/>
+      <w:pPr>
+        <w:tabs>
+          <w:tab w:val="num" w:pos="6480"/>
+        </w:tabs>
+        <w:ind w:left="6480" w:hanging="360"/>
+      </w:pPr>
+      <w:rPr>
+        <w:rFonts w:ascii="Wingdings" w:hAnsi="Wingdings" w:hint="default"/>
+        <w:sz w:val="20"/>
+      </w:rPr>
+    </w:lvl>
+  </w:abstractNum>
+  <w:abstractNum w:abstractNumId="8" w15:restartNumberingAfterBreak="0">
     <w:nsid w:val="38277125"/>
     <w:multiLevelType w:val="multilevel"/>
     <w:tmpl w:val="B75E300C"/>
@@ -1458,7 +2446,7 @@
       </w:pPr>
     </w:lvl>
   </w:abstractNum>
-  <w:abstractNum w:abstractNumId="7" w15:restartNumberingAfterBreak="0">
+  <w:abstractNum w:abstractNumId="9" w15:restartNumberingAfterBreak="0">
     <w:nsid w:val="39F22DAC"/>
     <w:multiLevelType w:val="multilevel"/>
     <w:tmpl w:val="9B708EF6"/>
@@ -1571,7 +2559,7 @@
       </w:pPr>
     </w:lvl>
   </w:abstractNum>
-  <w:abstractNum w:abstractNumId="8" w15:restartNumberingAfterBreak="0">
+  <w:abstractNum w:abstractNumId="10" w15:restartNumberingAfterBreak="0">
     <w:nsid w:val="439D1819"/>
     <w:multiLevelType w:val="multilevel"/>
     <w:tmpl w:val="130AC05E"/>
@@ -1684,7 +2672,7 @@
       </w:pPr>
     </w:lvl>
   </w:abstractNum>
-  <w:abstractNum w:abstractNumId="9" w15:restartNumberingAfterBreak="0">
+  <w:abstractNum w:abstractNumId="11" w15:restartNumberingAfterBreak="0">
     <w:nsid w:val="4C337FC7"/>
     <w:multiLevelType w:val="hybridMultilevel"/>
     <w:tmpl w:val="85E64E3E"/>
@@ -1797,7 +2785,7 @@
       </w:rPr>
     </w:lvl>
   </w:abstractNum>
-  <w:abstractNum w:abstractNumId="10" w15:restartNumberingAfterBreak="0">
+  <w:abstractNum w:abstractNumId="12" w15:restartNumberingAfterBreak="0">
     <w:nsid w:val="5BC90078"/>
     <w:multiLevelType w:val="hybridMultilevel"/>
     <w:tmpl w:val="F2486DCA"/>
@@ -1883,7 +2871,7 @@
       </w:pPr>
     </w:lvl>
   </w:abstractNum>
-  <w:abstractNum w:abstractNumId="11" w15:restartNumberingAfterBreak="0">
+  <w:abstractNum w:abstractNumId="13" w15:restartNumberingAfterBreak="0">
     <w:nsid w:val="5ED26C59"/>
     <w:multiLevelType w:val="multilevel"/>
     <w:tmpl w:val="BF0E2044"/>
@@ -1996,7 +2984,7 @@
       </w:pPr>
     </w:lvl>
   </w:abstractNum>
-  <w:abstractNum w:abstractNumId="12" w15:restartNumberingAfterBreak="0">
+  <w:abstractNum w:abstractNumId="14" w15:restartNumberingAfterBreak="0">
     <w:nsid w:val="63D110BA"/>
     <w:multiLevelType w:val="multilevel"/>
     <w:tmpl w:val="A8AAEB86"/>
@@ -2109,7 +3097,7 @@
       </w:pPr>
     </w:lvl>
   </w:abstractNum>
-  <w:abstractNum w:abstractNumId="13" w15:restartNumberingAfterBreak="0">
+  <w:abstractNum w:abstractNumId="15" w15:restartNumberingAfterBreak="0">
     <w:nsid w:val="63EA5922"/>
     <w:multiLevelType w:val="multilevel"/>
     <w:tmpl w:val="4D24DB52"/>
@@ -2222,7 +3210,7 @@
       </w:pPr>
     </w:lvl>
   </w:abstractNum>
-  <w:abstractNum w:abstractNumId="14" w15:restartNumberingAfterBreak="0">
+  <w:abstractNum w:abstractNumId="16" w15:restartNumberingAfterBreak="0">
     <w:nsid w:val="641717F0"/>
     <w:multiLevelType w:val="hybridMultilevel"/>
     <w:tmpl w:val="FA0AD512"/>
@@ -2312,7 +3300,7 @@
       </w:pPr>
     </w:lvl>
   </w:abstractNum>
-  <w:abstractNum w:abstractNumId="15" w15:restartNumberingAfterBreak="0">
+  <w:abstractNum w:abstractNumId="17" w15:restartNumberingAfterBreak="0">
     <w:nsid w:val="6780710D"/>
     <w:multiLevelType w:val="multilevel"/>
     <w:tmpl w:val="7578EBE2"/>
@@ -2435,6 +3423,119 @@
       </w:pPr>
     </w:lvl>
   </w:abstractNum>
+  <w:abstractNum w:abstractNumId="18" w15:restartNumberingAfterBreak="0">
+    <w:nsid w:val="71ED5CB0"/>
+    <w:multiLevelType w:val="multilevel"/>
+    <w:tmpl w:val="24FC559C"/>
+    <w:lvl w:ilvl="0">
+      <w:start w:val="1"/>
+      <w:numFmt w:val="decimal"/>
+      <w:lvlText w:val="%1."/>
+      <w:lvlJc w:val="left"/>
+      <w:pPr>
+        <w:tabs>
+          <w:tab w:val="num" w:pos="720"/>
+        </w:tabs>
+        <w:ind w:left="720" w:hanging="360"/>
+      </w:pPr>
+    </w:lvl>
+    <w:lvl w:ilvl="1">
+      <w:start w:val="1"/>
+      <w:numFmt w:val="decimal"/>
+      <w:lvlText w:val="%2."/>
+      <w:lvlJc w:val="left"/>
+      <w:pPr>
+        <w:tabs>
+          <w:tab w:val="num" w:pos="1440"/>
+        </w:tabs>
+        <w:ind w:left="1440" w:hanging="360"/>
+      </w:pPr>
+    </w:lvl>
+    <w:lvl w:ilvl="2">
+      <w:start w:val="1"/>
+      <w:numFmt w:val="decimal"/>
+      <w:lvlText w:val="%3."/>
+      <w:lvlJc w:val="left"/>
+      <w:pPr>
+        <w:tabs>
+          <w:tab w:val="num" w:pos="2160"/>
+        </w:tabs>
+        <w:ind w:left="2160" w:hanging="360"/>
+      </w:pPr>
+    </w:lvl>
+    <w:lvl w:ilvl="3">
+      <w:start w:val="1"/>
+      <w:numFmt w:val="decimal"/>
+      <w:lvlText w:val="%4."/>
+      <w:lvlJc w:val="left"/>
+      <w:pPr>
+        <w:tabs>
+          <w:tab w:val="num" w:pos="2880"/>
+        </w:tabs>
+        <w:ind w:left="2880" w:hanging="360"/>
+      </w:pPr>
+    </w:lvl>
+    <w:lvl w:ilvl="4">
+      <w:start w:val="1"/>
+      <w:numFmt w:val="decimal"/>
+      <w:lvlText w:val="%5."/>
+      <w:lvlJc w:val="left"/>
+      <w:pPr>
+        <w:tabs>
+          <w:tab w:val="num" w:pos="3600"/>
+        </w:tabs>
+        <w:ind w:left="3600" w:hanging="360"/>
+      </w:pPr>
+    </w:lvl>
+    <w:lvl w:ilvl="5">
+      <w:start w:val="1"/>
+      <w:numFmt w:val="decimal"/>
+      <w:lvlText w:val="%6."/>
+      <w:lvlJc w:val="left"/>
+      <w:pPr>
+        <w:tabs>
+          <w:tab w:val="num" w:pos="4320"/>
+        </w:tabs>
+        <w:ind w:left="4320" w:hanging="360"/>
+      </w:pPr>
+    </w:lvl>
+    <w:lvl w:ilvl="6">
+      <w:start w:val="1"/>
+      <w:numFmt w:val="decimal"/>
+      <w:lvlText w:val="%7."/>
+      <w:lvlJc w:val="left"/>
+      <w:pPr>
+        <w:tabs>
+          <w:tab w:val="num" w:pos="5040"/>
+        </w:tabs>
+        <w:ind w:left="5040" w:hanging="360"/>
+      </w:pPr>
+    </w:lvl>
+    <w:lvl w:ilvl="7">
+      <w:start w:val="1"/>
+      <w:numFmt w:val="decimal"/>
+      <w:lvlText w:val="%8."/>
+      <w:lvlJc w:val="left"/>
+      <w:pPr>
+        <w:tabs>
+          <w:tab w:val="num" w:pos="5760"/>
+        </w:tabs>
+        <w:ind w:left="5760" w:hanging="360"/>
+      </w:pPr>
+    </w:lvl>
+    <w:lvl w:ilvl="8">
+      <w:start w:val="1"/>
+      <w:numFmt w:val="decimal"/>
+      <w:lvlText w:val="%9."/>
+      <w:lvlJc w:val="left"/>
+      <w:pPr>
+        <w:tabs>
+          <w:tab w:val="num" w:pos="6480"/>
+        </w:tabs>
+        <w:ind w:left="6480" w:hanging="360"/>
+      </w:pPr>
+    </w:lvl>
+  </w:abstractNum>
   <w:num w:numId="1">
     <w:abstractNumId w:val="0"/>
     <w:lvlOverride w:ilvl="0">
@@ -2466,7 +3567,7 @@
     </w:lvlOverride>
   </w:num>
   <w:num w:numId="2">
-    <w:abstractNumId w:val="5"/>
+    <w:abstractNumId w:val="6"/>
     <w:lvlOverride w:ilvl="0">
       <w:startOverride w:val="1"/>
     </w:lvlOverride>
@@ -2496,7 +3597,7 @@
     </w:lvlOverride>
   </w:num>
   <w:num w:numId="3">
-    <w:abstractNumId w:val="14"/>
+    <w:abstractNumId w:val="16"/>
     <w:lvlOverride w:ilvl="0">
       <w:startOverride w:val="1"/>
     </w:lvlOverride>
@@ -2570,7 +3671,7 @@
     <w:lvlOverride w:ilvl="8"/>
   </w:num>
   <w:num w:numId="6">
-    <w:abstractNumId w:val="6"/>
+    <w:abstractNumId w:val="8"/>
     <w:lvlOverride w:ilvl="0">
       <w:startOverride w:val="1"/>
     </w:lvlOverride>
@@ -2600,7 +3701,7 @@
     </w:lvlOverride>
   </w:num>
   <w:num w:numId="7">
-    <w:abstractNumId w:val="7"/>
+    <w:abstractNumId w:val="9"/>
     <w:lvlOverride w:ilvl="0">
       <w:startOverride w:val="1"/>
     </w:lvlOverride>
@@ -2636,10 +3737,10 @@
     <w:abstractNumId w:val="0"/>
   </w:num>
   <w:num w:numId="10">
-    <w:abstractNumId w:val="9"/>
+    <w:abstractNumId w:val="11"/>
   </w:num>
   <w:num w:numId="11">
-    <w:abstractNumId w:val="10"/>
+    <w:abstractNumId w:val="12"/>
     <w:lvlOverride w:ilvl="0">
       <w:startOverride w:val="1"/>
     </w:lvlOverride>
@@ -2669,7 +3770,7 @@
     </w:lvlOverride>
   </w:num>
   <w:num w:numId="12">
-    <w:abstractNumId w:val="12"/>
+    <w:abstractNumId w:val="14"/>
     <w:lvlOverride w:ilvl="0">
       <w:startOverride w:val="1"/>
     </w:lvlOverride>
@@ -2727,7 +3828,7 @@
     </w:lvlOverride>
   </w:num>
   <w:num w:numId="14">
-    <w:abstractNumId w:val="15"/>
+    <w:abstractNumId w:val="17"/>
     <w:lvlOverride w:ilvl="0">
       <w:startOverride w:val="1"/>
     </w:lvlOverride>
@@ -2755,7 +3856,7 @@
     </w:lvlOverride>
   </w:num>
   <w:num w:numId="15">
-    <w:abstractNumId w:val="11"/>
+    <w:abstractNumId w:val="13"/>
     <w:lvlOverride w:ilvl="0">
       <w:startOverride w:val="1"/>
     </w:lvlOverride>
@@ -2785,7 +3886,7 @@
     </w:lvlOverride>
   </w:num>
   <w:num w:numId="16">
-    <w:abstractNumId w:val="13"/>
+    <w:abstractNumId w:val="15"/>
     <w:lvlOverride w:ilvl="0">
       <w:startOverride w:val="1"/>
     </w:lvlOverride>
@@ -2845,7 +3946,7 @@
     </w:lvlOverride>
   </w:num>
   <w:num w:numId="18">
-    <w:abstractNumId w:val="8"/>
+    <w:abstractNumId w:val="10"/>
     <w:lvlOverride w:ilvl="0">
       <w:startOverride w:val="1"/>
     </w:lvlOverride>
@@ -2873,6 +3974,42 @@
     <w:lvlOverride w:ilvl="8">
       <w:startOverride w:val="1"/>
     </w:lvlOverride>
+  </w:num>
+  <w:num w:numId="19">
+    <w:abstractNumId w:val="7"/>
+  </w:num>
+  <w:num w:numId="20">
+    <w:abstractNumId w:val="18"/>
+    <w:lvlOverride w:ilvl="0">
+      <w:startOverride w:val="1"/>
+    </w:lvlOverride>
+    <w:lvlOverride w:ilvl="1">
+      <w:startOverride w:val="1"/>
+    </w:lvlOverride>
+    <w:lvlOverride w:ilvl="2">
+      <w:startOverride w:val="1"/>
+    </w:lvlOverride>
+    <w:lvlOverride w:ilvl="3">
+      <w:startOverride w:val="1"/>
+    </w:lvlOverride>
+    <w:lvlOverride w:ilvl="4">
+      <w:startOverride w:val="1"/>
+    </w:lvlOverride>
+    <w:lvlOverride w:ilvl="5">
+      <w:startOverride w:val="1"/>
+    </w:lvlOverride>
+    <w:lvlOverride w:ilvl="6">
+      <w:startOverride w:val="1"/>
+    </w:lvlOverride>
+    <w:lvlOverride w:ilvl="7">
+      <w:startOverride w:val="1"/>
+    </w:lvlOverride>
+    <w:lvlOverride w:ilvl="8">
+      <w:startOverride w:val="1"/>
+    </w:lvlOverride>
+  </w:num>
+  <w:num w:numId="21">
+    <w:abstractNumId w:val="5"/>
   </w:num>
 </w:numbering>
 </file>
